--- a/policies/build/masters_hco/HCO.IPC.4_v2_master.docx
+++ b/policies/build/masters_hco/HCO.IPC.4_v2_master.docx
@@ -773,7 +773,7 @@
           <w:sz w:val="22"/>
           <w:szCs w:val="22"/>
         </w:rPr>
-        <w:t xml:space="preserve">Boundaries: do not copy SHCO equivalent-chapter wording. Do not overwrite HCO AAC, COP, MOM or PRE policies. Spell out abbreviations on first use in training materials. OE counts/levels/asterisks stay with the official portal Standards PDF. Method notes come from the Guidebook Interpretation paragraphs (scanned PDF md5 2c4489ee98de4ae9b49cba168ea9f42a).</w:t>
+        <w:t xml:space="preserve">Boundaries: do not overwrite HCO AAC, COP, MOM or PRE policies. Spell out abbreviations on first use in training materials. OE counts/levels/asterisks stay with the official portal Standards PDF. Method notes come from the Guidebook Interpretation paragraphs (scanned PDF md5 2c4489ee98de4ae9b49cba168ea9f42a).</w:t>
       </w:r>
     </w:p>
     <w:p>
@@ -839,7 +839,7 @@
           <w:sz w:val="22"/>
           <w:szCs w:val="22"/>
         </w:rPr>
-        <w:t xml:space="preserve">2. Do not skip: The organisation designs and implements a plan to reduce the risk of infection during construction and reno...</w:t>
+        <w:t xml:space="preserve">2. Do not skip: The organisation designs and implements a plan to reduce the risk of infection during construction and...</w:t>
       </w:r>
     </w:p>
     <w:p>
@@ -929,7 +929,7 @@
         <w:spacing w:after="100" w:before="220"/>
       </w:pPr>
       <w:r>
-        <w:t xml:space="preserve">5.1 The organisation has appropriate engineering controls to prevent infe...</w:t>
+        <w:t xml:space="preserve">5.1 The organisation has appropriate engineering controls to prevent...</w:t>
       </w:r>
     </w:p>
     <w:p>
@@ -986,7 +986,7 @@
         <w:spacing w:after="100" w:before="220"/>
       </w:pPr>
       <w:r>
-        <w:t xml:space="preserve">5.2 The organisation designs and implements a plan to reduce the risk of ...</w:t>
+        <w:t xml:space="preserve">5.2 The organisation designs and implements a plan to reduce the risk of...</w:t>
       </w:r>
     </w:p>
     <w:p>
@@ -1341,6 +1341,20 @@
       </w:pPr>
       <w:r>
         <w:t xml:space="preserve">7. Governance and responsibility</w:t>
+      </w:r>
+    </w:p>
+    <w:p>
+      <w:pPr>
+        <w:spacing w:after="20" w:before="100"/>
+      </w:pPr>
+      <w:r>
+        <w:rPr>
+          <w:b/>
+          <w:bCs/>
+          <w:sz w:val="22"/>
+          <w:szCs w:val="22"/>
+        </w:rPr>
+        <w:t xml:space="preserve">Medical Superintendent</w:t>
       </w:r>
     </w:p>
     <w:p>
@@ -1357,7 +1371,7 @@
           <w:sz w:val="22"/>
           <w:szCs w:val="22"/>
         </w:rPr>
-        <w:t xml:space="preserve">Medical Superintendent</w:t>
+        <w:t xml:space="preserve">Accountable that IPC.4 is resourced and followed.</w:t>
       </w:r>
     </w:p>
     <w:p>
@@ -1374,7 +1388,21 @@
           <w:sz w:val="22"/>
           <w:szCs w:val="22"/>
         </w:rPr>
-        <w:t xml:space="preserve">Accountable that IPC.4 is resourced and followed.</w:t>
+        <w:t xml:space="preserve">Acts on outbreaks, sterilisation recalls and exposure events that reach top leadership.</w:t>
+      </w:r>
+    </w:p>
+    <w:p>
+      <w:pPr>
+        <w:spacing w:after="20" w:before="100"/>
+      </w:pPr>
+      <w:r>
+        <w:rPr>
+          <w:b/>
+          <w:bCs/>
+          <w:sz w:val="22"/>
+          <w:szCs w:val="22"/>
+        </w:rPr>
+        <w:t xml:space="preserve">Infection Prevention and Control Officer</w:t>
       </w:r>
     </w:p>
     <w:p>
@@ -1391,7 +1419,21 @@
           <w:sz w:val="22"/>
           <w:szCs w:val="22"/>
         </w:rPr>
-        <w:t xml:space="preserve">Acts on outbreaks, sterilisation recalls and exposure events that reach top leadership.</w:t>
+        <w:t xml:space="preserve">Owns day-to-day implementation and records for this standard.</w:t>
+      </w:r>
+    </w:p>
+    <w:p>
+      <w:pPr>
+        <w:spacing w:after="20" w:before="100"/>
+      </w:pPr>
+      <w:r>
+        <w:rPr>
+          <w:b/>
+          <w:bCs/>
+          <w:sz w:val="22"/>
+          <w:szCs w:val="22"/>
+        </w:rPr>
+        <w:t xml:space="preserve">Infection Prevention and Control Officer</w:t>
       </w:r>
     </w:p>
     <w:p>
@@ -1408,7 +1450,21 @@
           <w:sz w:val="22"/>
           <w:szCs w:val="22"/>
         </w:rPr>
-        <w:t xml:space="preserve">Infection Prevention and Control Officer</w:t>
+        <w:t xml:space="preserve">Coordinates the IPC programme across standards; brings surveillance and incidents to the Infection Prevention and Control Committee.</w:t>
+      </w:r>
+    </w:p>
+    <w:p>
+      <w:pPr>
+        <w:spacing w:after="20" w:before="100"/>
+      </w:pPr>
+      <w:r>
+        <w:rPr>
+          <w:b/>
+          <w:bCs/>
+          <w:sz w:val="22"/>
+          <w:szCs w:val="22"/>
+        </w:rPr>
+        <w:t xml:space="preserve">Infection Prevention and Control Nurse</w:t>
       </w:r>
     </w:p>
     <w:p>
@@ -1425,7 +1481,21 @@
           <w:sz w:val="22"/>
           <w:szCs w:val="22"/>
         </w:rPr>
-        <w:t xml:space="preserve">Owns day-to-day implementation and records for this standard.</w:t>
+        <w:t xml:space="preserve">Runs day-to-day surveillance, hand-hygiene audit and staff education as this standard requires.</w:t>
+      </w:r>
+    </w:p>
+    <w:p>
+      <w:pPr>
+        <w:spacing w:after="20" w:before="100"/>
+      </w:pPr>
+      <w:r>
+        <w:rPr>
+          <w:b/>
+          <w:bCs/>
+          <w:sz w:val="22"/>
+          <w:szCs w:val="22"/>
+        </w:rPr>
+        <w:t xml:space="preserve">Quality Coordinator</w:t>
       </w:r>
     </w:p>
     <w:p>
@@ -1442,7 +1512,28 @@
           <w:sz w:val="22"/>
           <w:szCs w:val="22"/>
         </w:rPr>
-        <w:t xml:space="preserve">Infection Prevention and Control Officer</w:t>
+        <w:t xml:space="preserve">Audits this policy «quarterly»; holds training acknowledgements.</w:t>
+      </w:r>
+    </w:p>
+    <w:p>
+      <w:pPr>
+        <w:pStyle w:val="Heading1"/>
+        <w:spacing w:after="120" w:before="280"/>
+      </w:pPr>
+      <w:r>
+        <w:t xml:space="preserve">8. Quality monitoring (RCA → CAPA)</w:t>
+      </w:r>
+    </w:p>
+    <w:p>
+      <w:pPr>
+        <w:spacing w:after="140"/>
+      </w:pPr>
+      <w:r>
+        <w:rPr>
+          <w:sz w:val="22"/>
+          <w:szCs w:val="22"/>
+        </w:rPr>
+        <w:t xml:space="preserve">The Quality Coordinator audits this policy «quarterly». The audit reviews:</w:t>
       </w:r>
     </w:p>
     <w:p>
@@ -1459,7 +1550,7 @@
           <w:sz w:val="22"/>
           <w:szCs w:val="22"/>
         </w:rPr>
-        <w:t xml:space="preserve">Coordinates the IPC programme across standards; brings surveillance and incidents to the Infection Prevention and Control Committee.</w:t>
+        <w:t xml:space="preserve">Records for a sample of this standard's objective elements, checked against the What-we-do steps.</w:t>
       </w:r>
     </w:p>
     <w:p>
@@ -1476,7 +1567,7 @@
           <w:sz w:val="22"/>
           <w:szCs w:val="22"/>
         </w:rPr>
-        <w:t xml:space="preserve">Infection Prevention and Control Nurse</w:t>
+        <w:t xml:space="preserve">Documentary evidence is on file for each asterisked objective element in the sample.</w:t>
       </w:r>
     </w:p>
     <w:p>
@@ -1493,7 +1584,7 @@
           <w:sz w:val="22"/>
           <w:szCs w:val="22"/>
         </w:rPr>
-        <w:t xml:space="preserve">Runs day-to-day surveillance, hand-hygiene audit and staff education as this standard requires.</w:t>
+        <w:t xml:space="preserve">CORE objective elements show no critical gaps in the sample.</w:t>
       </w:r>
     </w:p>
     <w:p>
@@ -1510,125 +1601,19 @@
           <w:sz w:val="22"/>
           <w:szCs w:val="22"/>
         </w:rPr>
-        <w:t xml:space="preserve">Quality Coordinator</w:t>
-      </w:r>
-    </w:p>
-    <w:p>
-      <w:pPr>
-        <w:pStyle w:val="ListParagraph"/>
-        <w:numPr>
-          <w:ilvl w:val="0"/>
-          <w:numId w:val="1"/>
-        </w:numPr>
-        <w:spacing w:after="60"/>
-      </w:pPr>
-      <w:r>
-        <w:rPr>
-          <w:sz w:val="22"/>
-          <w:szCs w:val="22"/>
-        </w:rPr>
-        <w:t xml:space="preserve">Audits this policy «quarterly»; holds training acknowledgements.</w:t>
-      </w:r>
-    </w:p>
-    <w:p>
-      <w:pPr>
-        <w:pStyle w:val="Heading1"/>
-        <w:spacing w:after="120" w:before="280"/>
-      </w:pPr>
-      <w:r>
-        <w:t xml:space="preserve">8. Quality monitoring (RCA → CAPA)</w:t>
-      </w:r>
-    </w:p>
-    <w:p>
-      <w:pPr>
-        <w:spacing w:after="140"/>
-      </w:pPr>
-      <w:r>
-        <w:rPr>
-          <w:sz w:val="22"/>
-          <w:szCs w:val="22"/>
-        </w:rPr>
-        <w:t xml:space="preserve">The Quality Coordinator audits this policy «quarterly».</w:t>
-      </w:r>
-    </w:p>
-    <w:p>
-      <w:pPr>
-        <w:spacing w:after="140"/>
-      </w:pPr>
-      <w:r>
-        <w:rPr>
-          <w:sz w:val="22"/>
-          <w:szCs w:val="22"/>
-        </w:rPr>
-        <w:t xml:space="preserve">What is monitored each quarter:</w:t>
-      </w:r>
-    </w:p>
-    <w:p>
-      <w:pPr>
-        <w:pStyle w:val="ListParagraph"/>
-        <w:numPr>
-          <w:ilvl w:val="0"/>
-          <w:numId w:val="1"/>
-        </w:numPr>
-        <w:spacing w:after="60"/>
-      </w:pPr>
-      <w:r>
-        <w:rPr>
-          <w:sz w:val="22"/>
-          <w:szCs w:val="22"/>
-        </w:rPr>
-        <w:t xml:space="preserve">Sample of records for each OE IPC.4.a–f.</w:t>
-      </w:r>
-    </w:p>
-    <w:p>
-      <w:pPr>
-        <w:pStyle w:val="ListParagraph"/>
-        <w:numPr>
-          <w:ilvl w:val="0"/>
-          <w:numId w:val="1"/>
-        </w:numPr>
-        <w:spacing w:after="60"/>
-      </w:pPr>
-      <w:r>
-        <w:rPr>
-          <w:sz w:val="22"/>
-          <w:szCs w:val="22"/>
-        </w:rPr>
-        <w:t xml:space="preserve">Asterisked elements (abcef) have document evidence as required.</w:t>
-      </w:r>
-    </w:p>
-    <w:p>
-      <w:pPr>
-        <w:pStyle w:val="ListParagraph"/>
-        <w:numPr>
-          <w:ilvl w:val="0"/>
-          <w:numId w:val="1"/>
-        </w:numPr>
-        <w:spacing w:after="60"/>
-      </w:pPr>
-      <w:r>
-        <w:rPr>
-          <w:sz w:val="22"/>
-          <w:szCs w:val="22"/>
-        </w:rPr>
-        <w:t xml:space="preserve">CORE elements (cd) show no critical gaps in the sample.</w:t>
-      </w:r>
-    </w:p>
-    <w:p>
-      <w:pPr>
-        <w:pStyle w:val="ListParagraph"/>
-        <w:numPr>
-          <w:ilvl w:val="0"/>
-          <w:numId w:val="1"/>
-        </w:numPr>
-        <w:spacing w:after="60"/>
-      </w:pPr>
-      <w:r>
-        <w:rPr>
-          <w:sz w:val="22"/>
-          <w:szCs w:val="22"/>
-        </w:rPr>
         <w:t xml:space="preserve">Stop-work events (if any) are logged with outcome.</w:t>
+      </w:r>
+    </w:p>
+    <w:p>
+      <w:pPr>
+        <w:spacing w:after="140"/>
+      </w:pPr>
+      <w:r>
+        <w:rPr>
+          <w:sz w:val="22"/>
+          <w:szCs w:val="22"/>
+        </w:rPr>
+        <w:t xml:space="preserve">Root-cause analysis is required when a gap found in this audit remains open beyond «90 days».</w:t>
       </w:r>
     </w:p>
     <w:p>
@@ -3288,7 +3273,7 @@
           <w:sz w:val="22"/>
           <w:szCs w:val="22"/>
         </w:rPr>
-        <w:t xml:space="preserve">Records showing IPC.4.a was followed for sampled patients/cases.</w:t>
+        <w:t xml:space="preserve">Engineering-controls record — patient-area layout/spacing, OT air-handling, water/plumbing.</w:t>
       </w:r>
     </w:p>
     <w:p>
@@ -3305,7 +3290,7 @@
           <w:sz w:val="22"/>
           <w:szCs w:val="22"/>
         </w:rPr>
-        <w:t xml:space="preserve">Written guidance / protocol referenced for this element (where required).</w:t>
+        <w:t xml:space="preserve">Annual and post-renovation review record by the Engineering In-Charge and IPC Officer.</w:t>
       </w:r>
     </w:p>
     <w:p>
@@ -3322,7 +3307,16 @@
           <w:sz w:val="22"/>
           <w:szCs w:val="22"/>
         </w:rPr>
-        <w:t xml:space="preserve">Audit sample notes for IPC.4.a reviewed «quarterly».</w:t>
+        <w:t xml:space="preserve">Corrective record for any control found deficient.</w:t>
+      </w:r>
+    </w:p>
+    <w:p>
+      <w:pPr>
+        <w:pStyle w:val="Heading2"/>
+        <w:spacing w:after="100" w:before="220"/>
+      </w:pPr>
+      <w:r>
+        <w:t xml:space="preserve">IPC.4.b — The organisation designs and implements a plan to reduce the risk of infection during construction and renovation.</w:t>
       </w:r>
     </w:p>
     <w:p>
@@ -3339,16 +3333,7 @@
           <w:sz w:val="22"/>
           <w:szCs w:val="22"/>
         </w:rPr>
-        <w:t xml:space="preserve">Documented evidence specifically required by the asterisked objective element.</w:t>
-      </w:r>
-    </w:p>
-    <w:p>
-      <w:pPr>
-        <w:pStyle w:val="Heading2"/>
-        <w:spacing w:after="100" w:before="220"/>
-      </w:pPr>
-      <w:r>
-        <w:t xml:space="preserve">IPC.4.b — The organisation designs and implements a plan to reduce the risk of infection during construction and renovation.</w:t>
+        <w:t xml:space="preserve">Completed infection-control risk assessment (ICRA or equivalent) before construction or renovation.</w:t>
       </w:r>
     </w:p>
     <w:p>
@@ -3365,7 +3350,7 @@
           <w:sz w:val="22"/>
           <w:szCs w:val="22"/>
         </w:rPr>
-        <w:t xml:space="preserve">Records showing IPC.4.b was followed for sampled patients/cases.</w:t>
+        <w:t xml:space="preserve">Written barrier, traffic, dust and water-control plan for the project.</w:t>
       </w:r>
     </w:p>
     <w:p>
@@ -3382,7 +3367,16 @@
           <w:sz w:val="22"/>
           <w:szCs w:val="22"/>
         </w:rPr>
-        <w:t xml:space="preserve">Written guidance / protocol referenced for this element (where required).</w:t>
+        <w:t xml:space="preserve">IPC Officer sign-off record before works started.</w:t>
+      </w:r>
+    </w:p>
+    <w:p>
+      <w:pPr>
+        <w:pStyle w:val="Heading2"/>
+        <w:spacing w:after="100" w:before="220"/>
+      </w:pPr>
+      <w:r>
+        <w:t xml:space="preserve">IPC.4.c — The organisation adheres to housekeeping procedures.</w:t>
       </w:r>
     </w:p>
     <w:p>
@@ -3399,7 +3393,7 @@
           <w:sz w:val="22"/>
           <w:szCs w:val="22"/>
         </w:rPr>
-        <w:t xml:space="preserve">Audit sample notes for IPC.4.b reviewed «quarterly».</w:t>
+        <w:t xml:space="preserve">Written housekeeping procedures by area — wards, OT, public areas, support areas — with frequency, product and method.</w:t>
       </w:r>
     </w:p>
     <w:p>
@@ -3416,16 +3410,7 @@
           <w:sz w:val="22"/>
           <w:szCs w:val="22"/>
         </w:rPr>
-        <w:t xml:space="preserve">Documented evidence specifically required by the asterisked objective element.</w:t>
-      </w:r>
-    </w:p>
-    <w:p>
-      <w:pPr>
-        <w:pStyle w:val="Heading2"/>
-        <w:spacing w:after="100" w:before="220"/>
-      </w:pPr>
-      <w:r>
-        <w:t xml:space="preserve">IPC.4.c — The organisation adheres to housekeeping procedures.</w:t>
+        <w:t xml:space="preserve">Terminal-clean record after isolation use.</w:t>
       </w:r>
     </w:p>
     <w:p>
@@ -3442,7 +3427,16 @@
           <w:sz w:val="22"/>
           <w:szCs w:val="22"/>
         </w:rPr>
-        <w:t xml:space="preserve">Records showing IPC.4.c was followed for sampled patients/cases.</w:t>
+        <w:t xml:space="preserve">Cross-reference to the IPC.6.f effectiveness-monitoring result.</w:t>
+      </w:r>
+    </w:p>
+    <w:p>
+      <w:pPr>
+        <w:pStyle w:val="Heading2"/>
+        <w:spacing w:after="100" w:before="220"/>
+      </w:pPr>
+      <w:r>
+        <w:t xml:space="preserve">IPC.4.d — Biomedical waste (BMW) is handled appropriately and safely.</w:t>
       </w:r>
     </w:p>
     <w:p>
@@ -3459,7 +3453,7 @@
           <w:sz w:val="22"/>
           <w:szCs w:val="22"/>
         </w:rPr>
-        <w:t xml:space="preserve">Written guidance / protocol referenced for this element (where required).</w:t>
+        <w:t xml:space="preserve">Biomedical-waste segregation record at source, colour-coded per statute.</w:t>
       </w:r>
     </w:p>
     <w:p>
@@ -3476,7 +3470,7 @@
           <w:sz w:val="22"/>
           <w:szCs w:val="22"/>
         </w:rPr>
-        <w:t xml:space="preserve">Audit sample notes for IPC.4.c reviewed «quarterly».</w:t>
+        <w:t xml:space="preserve">PPE-use record for BMW handling.</w:t>
       </w:r>
     </w:p>
     <w:p>
@@ -3493,7 +3487,16 @@
           <w:sz w:val="22"/>
           <w:szCs w:val="22"/>
         </w:rPr>
-        <w:t xml:space="preserve">Documented evidence specifically required by the asterisked objective element.</w:t>
+        <w:t xml:space="preserve">Authorised-vendor handover record — manifest or log.</w:t>
+      </w:r>
+    </w:p>
+    <w:p>
+      <w:pPr>
+        <w:pStyle w:val="Heading2"/>
+        <w:spacing w:after="100" w:before="220"/>
+      </w:pPr>
+      <w:r>
+        <w:t xml:space="preserve">IPC.4.e — The organisation adheres to laundry and linen management processes.</w:t>
       </w:r>
     </w:p>
     <w:p>
@@ -3510,16 +3513,7 @@
           <w:sz w:val="22"/>
           <w:szCs w:val="22"/>
         </w:rPr>
-        <w:t xml:space="preserve">CORE-element sample with no critical gaps in the quarter under review.</w:t>
-      </w:r>
-    </w:p>
-    <w:p>
-      <w:pPr>
-        <w:pStyle w:val="Heading2"/>
-        <w:spacing w:after="100" w:before="220"/>
-      </w:pPr>
-      <w:r>
-        <w:t xml:space="preserve">IPC.4.d — Biomedical waste (BMW) is handled appropriately and safely.</w:t>
+        <w:t xml:space="preserve">Written laundry and linen process — collection, transport, wash, change frequency.</w:t>
       </w:r>
     </w:p>
     <w:p>
@@ -3536,7 +3530,7 @@
           <w:sz w:val="22"/>
           <w:szCs w:val="22"/>
         </w:rPr>
-        <w:t xml:space="preserve">Records showing IPC.4.d was followed for sampled patients/cases.</w:t>
+        <w:t xml:space="preserve">Isolation-linen bagging record.</w:t>
       </w:r>
     </w:p>
     <w:p>
@@ -3553,7 +3547,16 @@
           <w:sz w:val="22"/>
           <w:szCs w:val="22"/>
         </w:rPr>
-        <w:t xml:space="preserve">Written guidance / protocol referenced for this element (where required).</w:t>
+        <w:t xml:space="preserve">Quarterly audit record by the IPC Nurse.</w:t>
+      </w:r>
+    </w:p>
+    <w:p>
+      <w:pPr>
+        <w:pStyle w:val="Heading2"/>
+        <w:spacing w:after="100" w:before="220"/>
+      </w:pPr>
+      <w:r>
+        <w:t xml:space="preserve">IPC.4.f — The organisation adheres to kitchen sanitation and food-handling issues.</w:t>
       </w:r>
     </w:p>
     <w:p>
@@ -3570,7 +3573,7 @@
           <w:sz w:val="22"/>
           <w:szCs w:val="22"/>
         </w:rPr>
-        <w:t xml:space="preserve">Audit sample notes for IPC.4.d reviewed «quarterly».</w:t>
+        <w:t xml:space="preserve">Kitchen sanitation and food-handling written procedure, including food-handler screening record.</w:t>
       </w:r>
     </w:p>
     <w:p>
@@ -3587,16 +3590,7 @@
           <w:sz w:val="22"/>
           <w:szCs w:val="22"/>
         </w:rPr>
-        <w:t xml:space="preserve">CORE-element sample with no critical gaps in the quarter under review.</w:t>
-      </w:r>
-    </w:p>
-    <w:p>
-      <w:pPr>
-        <w:pStyle w:val="Heading2"/>
-        <w:spacing w:after="100" w:before="220"/>
-      </w:pPr>
-      <w:r>
-        <w:t xml:space="preserve">IPC.4.e — The organisation adheres to laundry and linen management processes.</w:t>
+        <w:t xml:space="preserve">Daily check record by the Kitchen/Dietary In-Charge.</w:t>
       </w:r>
     </w:p>
     <w:p>
@@ -3613,135 +3607,7 @@
           <w:sz w:val="22"/>
           <w:szCs w:val="22"/>
         </w:rPr>
-        <w:t xml:space="preserve">Records showing IPC.4.e was followed for sampled patients/cases.</w:t>
-      </w:r>
-    </w:p>
-    <w:p>
-      <w:pPr>
-        <w:pStyle w:val="ListParagraph"/>
-        <w:numPr>
-          <w:ilvl w:val="0"/>
-          <w:numId w:val="1"/>
-        </w:numPr>
-        <w:spacing w:after="60"/>
-      </w:pPr>
-      <w:r>
-        <w:rPr>
-          <w:sz w:val="22"/>
-          <w:szCs w:val="22"/>
-        </w:rPr>
-        <w:t xml:space="preserve">Written guidance / protocol referenced for this element (where required).</w:t>
-      </w:r>
-    </w:p>
-    <w:p>
-      <w:pPr>
-        <w:pStyle w:val="ListParagraph"/>
-        <w:numPr>
-          <w:ilvl w:val="0"/>
-          <w:numId w:val="1"/>
-        </w:numPr>
-        <w:spacing w:after="60"/>
-      </w:pPr>
-      <w:r>
-        <w:rPr>
-          <w:sz w:val="22"/>
-          <w:szCs w:val="22"/>
-        </w:rPr>
-        <w:t xml:space="preserve">Audit sample notes for IPC.4.e reviewed «quarterly».</w:t>
-      </w:r>
-    </w:p>
-    <w:p>
-      <w:pPr>
-        <w:pStyle w:val="ListParagraph"/>
-        <w:numPr>
-          <w:ilvl w:val="0"/>
-          <w:numId w:val="1"/>
-        </w:numPr>
-        <w:spacing w:after="60"/>
-      </w:pPr>
-      <w:r>
-        <w:rPr>
-          <w:sz w:val="22"/>
-          <w:szCs w:val="22"/>
-        </w:rPr>
-        <w:t xml:space="preserve">Documented evidence specifically required by the asterisked objective element.</w:t>
-      </w:r>
-    </w:p>
-    <w:p>
-      <w:pPr>
-        <w:pStyle w:val="Heading2"/>
-        <w:spacing w:after="100" w:before="220"/>
-      </w:pPr>
-      <w:r>
-        <w:t xml:space="preserve">IPC.4.f — The organisation adheres to kitchen sanitation and food-handling issues.</w:t>
-      </w:r>
-    </w:p>
-    <w:p>
-      <w:pPr>
-        <w:pStyle w:val="ListParagraph"/>
-        <w:numPr>
-          <w:ilvl w:val="0"/>
-          <w:numId w:val="1"/>
-        </w:numPr>
-        <w:spacing w:after="60"/>
-      </w:pPr>
-      <w:r>
-        <w:rPr>
-          <w:sz w:val="22"/>
-          <w:szCs w:val="22"/>
-        </w:rPr>
-        <w:t xml:space="preserve">Records showing IPC.4.f was followed for sampled patients/cases.</w:t>
-      </w:r>
-    </w:p>
-    <w:p>
-      <w:pPr>
-        <w:pStyle w:val="ListParagraph"/>
-        <w:numPr>
-          <w:ilvl w:val="0"/>
-          <w:numId w:val="1"/>
-        </w:numPr>
-        <w:spacing w:after="60"/>
-      </w:pPr>
-      <w:r>
-        <w:rPr>
-          <w:sz w:val="22"/>
-          <w:szCs w:val="22"/>
-        </w:rPr>
-        <w:t xml:space="preserve">Written guidance / protocol referenced for this element (where required).</w:t>
-      </w:r>
-    </w:p>
-    <w:p>
-      <w:pPr>
-        <w:pStyle w:val="ListParagraph"/>
-        <w:numPr>
-          <w:ilvl w:val="0"/>
-          <w:numId w:val="1"/>
-        </w:numPr>
-        <w:spacing w:after="60"/>
-      </w:pPr>
-      <w:r>
-        <w:rPr>
-          <w:sz w:val="22"/>
-          <w:szCs w:val="22"/>
-        </w:rPr>
-        <w:t xml:space="preserve">Audit sample notes for IPC.4.f reviewed «quarterly».</w:t>
-      </w:r>
-    </w:p>
-    <w:p>
-      <w:pPr>
-        <w:pStyle w:val="ListParagraph"/>
-        <w:numPr>
-          <w:ilvl w:val="0"/>
-          <w:numId w:val="1"/>
-        </w:numPr>
-        <w:spacing w:after="60"/>
-      </w:pPr>
-      <w:r>
-        <w:rPr>
-          <w:sz w:val="22"/>
-          <w:szCs w:val="22"/>
-        </w:rPr>
-        <w:t xml:space="preserve">Documented evidence specifically required by the asterisked objective element.</w:t>
+        <w:t xml:space="preserve">IPC round record that includes the kitchen.</w:t>
       </w:r>
     </w:p>
     <w:p>

--- a/policies/build/masters_hco/HCO.IPC.4_v2_master.docx
+++ b/policies/build/masters_hco/HCO.IPC.4_v2_master.docx
@@ -692,7 +692,7 @@
           <w:sz w:val="22"/>
           <w:szCs w:val="22"/>
         </w:rPr>
-        <w:t xml:space="preserve">It covers objective elements IPC.4.a–f (6 elements).</w:t>
+        <w:t xml:space="preserve">This policy covers all 6 requirements under this standard, listed in detail below.</w:t>
       </w:r>
     </w:p>
     <w:p>
@@ -716,7 +716,7 @@
           <w:sz w:val="22"/>
           <w:szCs w:val="22"/>
         </w:rPr>
-        <w:t xml:space="preserve">This policy owns IPC.4. Related AAC, COP, MOM and PRE duties stay with those policies — cross-reference only. Other IPC standards stay with their own policies.</w:t>
+        <w:t xml:space="preserve">This policy covers infection prevention and control in support services specifically. Related duties — like patient assessment, clinical care, medication management, or patient rights — are covered in the hospital's other policies, not repeated here. Other IPC standards stay with their own policies.</w:t>
       </w:r>
     </w:p>
     <w:p>
@@ -761,19 +761,19 @@
           <w:sz w:val="22"/>
           <w:szCs w:val="22"/>
         </w:rPr>
-        <w:t xml:space="preserve">It covers 6 objective elements (IPC.4.a, IPC.4.b, IPC.4.c, IPC.4.d, IPC.4.e, IPC.4.f).</w:t>
-      </w:r>
-    </w:p>
-    <w:p>
-      <w:pPr>
-        <w:spacing w:after="140"/>
-      </w:pPr>
-      <w:r>
-        <w:rPr>
-          <w:sz w:val="22"/>
-          <w:szCs w:val="22"/>
-        </w:rPr>
-        <w:t xml:space="preserve">Boundaries: do not overwrite HCO AAC, COP, MOM or PRE policies. Spell out abbreviations on first use in training materials. OE counts/levels/asterisks stay with the official portal Standards PDF. Method notes come from the Guidebook Interpretation paragraphs (scanned PDF md5 2c4489ee98de4ae9b49cba168ea9f42a).</w:t>
+        <w:t xml:space="preserve">This policy covers all 6 requirements under this standard, listed in detail below.</w:t>
+      </w:r>
+    </w:p>
+    <w:p>
+      <w:pPr>
+        <w:spacing w:after="140"/>
+      </w:pPr>
+      <w:r>
+        <w:rPr>
+          <w:sz w:val="22"/>
+          <w:szCs w:val="22"/>
+        </w:rPr>
+        <w:t xml:space="preserve">This policy covers infection prevention and control in support services specifically. Related duties — like patient assessment, clinical care, medication management, or patient rights — are covered in the hospital's other policies, not repeated here. Spell out abbreviations on first use in training materials. OE counts/levels/asterisks stay with the official portal Standards PDF. Method notes come from the Guidebook Interpretation paragraphs (scanned PDF md5 2c4489ee98de4ae9b49cba168ea9f42a).</w:t>
       </w:r>
     </w:p>
     <w:p>
